--- a/04-Development-and-Quality-Assurance/Quality-Assurance/QA Metric Report.docx
+++ b/04-Development-and-Quality-Assurance/Quality-Assurance/QA Metric Report.docx
@@ -1,6 +1,6 @@
 
 <file path=word/document.xml><?xml version="1.0" encoding="utf-8"?>
-<w:document xmlns:wpc="http://schemas.microsoft.com/office/word/2010/wordprocessingCanvas" xmlns:cx="http://schemas.microsoft.com/office/drawing/2014/chartex" xmlns:cx1="http://schemas.microsoft.com/office/drawing/2015/9/8/chartex" xmlns:cx2="http://schemas.microsoft.com/office/drawing/2015/10/21/chartex" xmlns:cx3="http://schemas.microsoft.com/office/drawing/2016/5/9/chartex" xmlns:cx4="http://schemas.microsoft.com/office/drawing/2016/5/10/chartex" xmlns:cx5="http://schemas.microsoft.com/office/drawing/2016/5/11/chartex" xmlns:cx6="http://schemas.microsoft.com/office/drawing/2016/5/12/chartex" xmlns:cx7="http://schemas.microsoft.com/office/drawing/2016/5/13/chartex" xmlns:cx8="http://schemas.microsoft.com/office/drawing/2016/5/14/chartex" xmlns:mc="http://schemas.openxmlformats.org/markup-compatibility/2006" xmlns:aink="http://schemas.microsoft.com/office/drawing/2016/ink" xmlns:am3d="http://schemas.microsoft.com/office/drawing/2017/model3d" xmlns:o="urn:schemas-microsoft-com:office:office" xmlns:oel="http://schemas.microsoft.com/office/2019/extlst" xmlns:r="http://schemas.openxmlformats.org/officeDocument/2006/relationships" xmlns:m="http://schemas.openxmlformats.org/officeDocument/2006/math" xmlns:v="urn:schemas-microsoft-com:vml" xmlns:wp14="http://schemas.microsoft.com/office/word/2010/wordprocessingDrawing" xmlns:wp="http://schemas.openxmlformats.org/drawingml/2006/wordprocessingDrawing" xmlns:w10="urn:schemas-microsoft-com:office:word" xmlns:w="http://schemas.openxmlformats.org/wordprocessingml/2006/main" xmlns:w14="http://schemas.microsoft.com/office/word/2010/wordml" xmlns:w15="http://schemas.microsoft.com/office/word/2012/wordml" xmlns:w16cex="http://schemas.microsoft.com/office/word/2018/wordml/cex" xmlns:w16cid="http://schemas.microsoft.com/office/word/2016/wordml/cid" xmlns:w16="http://schemas.microsoft.com/office/word/2018/wordml" xmlns:w16du="http://schemas.microsoft.com/office/word/2023/wordml/word16du" xmlns:w16sdtdh="http://schemas.microsoft.com/office/word/2020/wordml/sdtdatahash" xmlns:w16sdtfl="http://schemas.microsoft.com/office/word/2024/wordml/sdtformatlock" xmlns:w16se="http://schemas.microsoft.com/office/word/2015/wordml/symex" xmlns:wpg="http://schemas.microsoft.com/office/word/2010/wordprocessingGroup" xmlns:wpi="http://schemas.microsoft.com/office/word/2010/wordprocessingInk" xmlns:wne="http://schemas.microsoft.com/office/word/2006/wordml" xmlns:wps="http://schemas.microsoft.com/office/word/2010/wordprocessingShape" mc:Ignorable="w14 w15 w16se w16cid w16 w16cex w16sdtdh w16sdtfl w16du wp14">
+<w:document xmlns:wpc="http://schemas.microsoft.com/office/word/2010/wordprocessingCanvas" xmlns:cx="http://schemas.microsoft.com/office/drawing/2014/chartex" xmlns:cx1="http://schemas.microsoft.com/office/drawing/2015/9/8/chartex" xmlns:cx2="http://schemas.microsoft.com/office/drawing/2015/10/21/chartex" xmlns:cx3="http://schemas.microsoft.com/office/drawing/2016/5/9/chartex" xmlns:cx4="http://schemas.microsoft.com/office/drawing/2016/5/10/chartex" xmlns:cx5="http://schemas.microsoft.com/office/drawing/2016/5/11/chartex" xmlns:cx6="http://schemas.microsoft.com/office/drawing/2016/5/12/chartex" xmlns:cx7="http://schemas.microsoft.com/office/drawing/2016/5/13/chartex" xmlns:cx8="http://schemas.microsoft.com/office/drawing/2016/5/14/chartex" xmlns:mc="http://schemas.openxmlformats.org/markup-compatibility/2006" xmlns:aink="http://schemas.microsoft.com/office/drawing/2016/ink" xmlns:am3d="http://schemas.microsoft.com/office/drawing/2017/model3d" xmlns:o="urn:schemas-microsoft-com:office:office" xmlns:oel="http://schemas.microsoft.com/office/2019/extlst" xmlns:r="http://schemas.openxmlformats.org/officeDocument/2006/relationships" xmlns:m="http://schemas.openxmlformats.org/officeDocument/2006/math" xmlns:v="urn:schemas-microsoft-com:vml" xmlns:wp14="http://schemas.microsoft.com/office/word/2010/wordprocessingDrawing" xmlns:wp="http://schemas.openxmlformats.org/drawingml/2006/wordprocessingDrawing" xmlns:w10="urn:schemas-microsoft-com:office:word" xmlns:w="http://schemas.openxmlformats.org/wordprocessingml/2006/main" xmlns:w14="http://schemas.microsoft.com/office/word/2010/wordml" xmlns:w15="http://schemas.microsoft.com/office/word/2012/wordml" xmlns:w16cex="http://schemas.microsoft.com/office/word/2018/wordml/cex" xmlns:w16cid="http://schemas.microsoft.com/office/word/2016/wordml/cid" xmlns:w16="http://schemas.microsoft.com/office/word/2018/wordml" xmlns:w16du="http://schemas.microsoft.com/office/word/2023/wordml/word16du" xmlns:w16sdtdh="http://schemas.microsoft.com/office/word/2020/wordml/sdtdatahash" xmlns:w16sdtfl="http://schemas.microsoft.com/office/word/2024/wordml/sdtformatlock" xmlns:w16se="http://schemas.microsoft.com/office/word/2015/wordml/symex" xmlns:wpg="http://schemas.microsoft.com/office/word/2010/wordprocessingGroup" xmlns:wpi="http://schemas.microsoft.com/office/word/2010/wordprocessingInk" xmlns:wne="http://schemas.microsoft.com/office/word/2006/wordml" xmlns:wps="http://schemas.microsoft.com/office/word/2010/wordprocessingShape" xmlns:a="http://schemas.openxmlformats.org/drawingml/2006/main" xmlns:pic="http://schemas.openxmlformats.org/drawingml/2006/picture" xmlns:a14="http://schemas.microsoft.com/office/drawing/2010/main" mc:Ignorable="w14 w15 w16se w16cid w16 w16cex w16sdtdh w16sdtfl w16du wp14">
   <w:body>
     <w:p>
       <w:pPr>
@@ -303,7 +303,7 @@
             </w:pPr>
             <w:r>
               <w:rPr>
-                <w:rFonts w:ascii="Aptos" w:eastAsia="Aptos" w:hAnsi="Aptos" w:cs="Aptos"/>
+                <w:rFonts w:ascii="Aptos" w:hAnsi="Aptos" w:eastAsia="Aptos" w:cs="Aptos"/>
               </w:rPr>
               <w:t>70.6%</w:t>
             </w:r>
@@ -373,7 +373,7 @@
             </w:pPr>
             <w:r>
               <w:rPr>
-                <w:rFonts w:ascii="Aptos" w:eastAsia="Aptos" w:hAnsi="Aptos" w:cs="Aptos"/>
+                <w:rFonts w:ascii="Aptos" w:hAnsi="Aptos" w:eastAsia="Aptos" w:cs="Aptos"/>
               </w:rPr>
               <w:t>40.0%</w:t>
             </w:r>
@@ -543,6 +543,76 @@
       </w:pPr>
     </w:p>
     <w:p>
+      <w:pPr>
+        <w:rPr>
+          <w:b w:val="1"/>
+          <w:bCs w:val="1"/>
+        </w:rPr>
+      </w:pPr>
+    </w:p>
+    <w:p>
+      <w:pPr>
+        <w:pStyle w:val="Normal"/>
+      </w:pPr>
+      <w:r>
+        <w:drawing>
+          <wp:anchor distT="0" distB="0" distL="114300" distR="114300" simplePos="0" relativeHeight="251658240" behindDoc="0" locked="0" layoutInCell="1" allowOverlap="1" wp14:editId="50ED5C85" wp14:anchorId="62ACD111">
+            <wp:simplePos x="0" y="0"/>
+            <wp:positionH relativeFrom="column">
+              <wp:align>left</wp:align>
+            </wp:positionH>
+            <wp:positionV relativeFrom="paragraph">
+              <wp:posOffset>0</wp:posOffset>
+            </wp:positionV>
+            <wp:extent cx="4102849" cy="3136313"/>
+            <wp:effectExtent l="0" t="0" r="0" b="0"/>
+            <wp:wrapSquare wrapText="bothSides"/>
+            <wp:docPr id="415396399" name="drawing"/>
+            <wp:cNvGraphicFramePr>
+              <a:graphicFrameLocks noChangeAspect="1"/>
+            </wp:cNvGraphicFramePr>
+            <a:graphic>
+              <a:graphicData xmlns:a="http://schemas.openxmlformats.org/drawingml/2006/main" uri="http://schemas.openxmlformats.org/drawingml/2006/picture">
+                <pic:pic xmlns:pic="http://schemas.openxmlformats.org/drawingml/2006/picture">
+                  <pic:nvPicPr>
+                    <pic:cNvPr id="415396399" name=""/>
+                    <pic:cNvPicPr/>
+                  </pic:nvPicPr>
+                  <pic:blipFill>
+                    <a:blip xmlns:r="http://schemas.openxmlformats.org/officeDocument/2006/relationships" r:embed="rId1154023149">
+                      <a:extLst>
+                        <a:ext uri="{28A0092B-C50C-407E-A947-70E740481C1C}">
+                          <a14:useLocalDpi xmlns:a14="http://schemas.microsoft.com/office/drawing/2010/main"/>
+                        </a:ext>
+                      </a:extLst>
+                    </a:blip>
+                    <a:stretch>
+                      <a:fillRect/>
+                    </a:stretch>
+                  </pic:blipFill>
+                  <pic:spPr>
+                    <a:xfrm rot="0">
+                      <a:off x="0" y="0"/>
+                      <a:ext cx="4102849" cy="3136313"/>
+                    </a:xfrm>
+                    <a:prstGeom prst="rect">
+                      <a:avLst/>
+                    </a:prstGeom>
+                  </pic:spPr>
+                </pic:pic>
+              </a:graphicData>
+            </a:graphic>
+            <wp14:sizeRelH relativeFrom="page">
+              <wp14:pctWidth>0</wp14:pctWidth>
+            </wp14:sizeRelH>
+            <wp14:sizeRelV relativeFrom="page">
+              <wp14:pctHeight>0</wp14:pctHeight>
+            </wp14:sizeRelV>
+          </wp:anchor>
+        </w:drawing>
+      </w:r>
+    </w:p>
+    <w:p>
       <w:r>
         <w:rPr>
           <w:b/>
@@ -703,7 +773,7 @@
       </w:r>
     </w:p>
     <w:sectPr>
-      <w:pgSz w:w="12240" w:h="15840"/>
+      <w:pgSz w:w="12240" w:h="15840" w:orient="portrait"/>
       <w:pgMar w:top="1440" w:right="1440" w:bottom="1440" w:left="1440" w:header="720" w:footer="720" w:gutter="0"/>
       <w:cols w:space="720"/>
       <w:docGrid w:linePitch="360"/>
@@ -777,7 +847,7 @@
         <w:ind w:left="720" w:hanging="360"/>
       </w:pPr>
       <w:rPr>
-        <w:rFonts w:ascii="Aptos" w:hAnsi="Aptos" w:hint="default"/>
+        <w:rFonts w:hint="default" w:ascii="Aptos" w:hAnsi="Aptos"/>
       </w:rPr>
     </w:lvl>
     <w:lvl w:ilvl="1" w:tplc="4ED48A36">
@@ -789,7 +859,7 @@
         <w:ind w:left="1440" w:hanging="360"/>
       </w:pPr>
       <w:rPr>
-        <w:rFonts w:ascii="Courier New" w:hAnsi="Courier New" w:hint="default"/>
+        <w:rFonts w:hint="default" w:ascii="Courier New" w:hAnsi="Courier New"/>
       </w:rPr>
     </w:lvl>
     <w:lvl w:ilvl="2" w:tplc="AEAA3C04">
@@ -801,7 +871,7 @@
         <w:ind w:left="2160" w:hanging="360"/>
       </w:pPr>
       <w:rPr>
-        <w:rFonts w:ascii="Wingdings" w:hAnsi="Wingdings" w:hint="default"/>
+        <w:rFonts w:hint="default" w:ascii="Wingdings" w:hAnsi="Wingdings"/>
       </w:rPr>
     </w:lvl>
     <w:lvl w:ilvl="3" w:tplc="BE7E5B4A">
@@ -813,7 +883,7 @@
         <w:ind w:left="2880" w:hanging="360"/>
       </w:pPr>
       <w:rPr>
-        <w:rFonts w:ascii="Symbol" w:hAnsi="Symbol" w:hint="default"/>
+        <w:rFonts w:hint="default" w:ascii="Symbol" w:hAnsi="Symbol"/>
       </w:rPr>
     </w:lvl>
     <w:lvl w:ilvl="4" w:tplc="7EE8FC10">
@@ -825,7 +895,7 @@
         <w:ind w:left="3600" w:hanging="360"/>
       </w:pPr>
       <w:rPr>
-        <w:rFonts w:ascii="Courier New" w:hAnsi="Courier New" w:hint="default"/>
+        <w:rFonts w:hint="default" w:ascii="Courier New" w:hAnsi="Courier New"/>
       </w:rPr>
     </w:lvl>
     <w:lvl w:ilvl="5" w:tplc="AA08A27E">
@@ -837,7 +907,7 @@
         <w:ind w:left="4320" w:hanging="360"/>
       </w:pPr>
       <w:rPr>
-        <w:rFonts w:ascii="Wingdings" w:hAnsi="Wingdings" w:hint="default"/>
+        <w:rFonts w:hint="default" w:ascii="Wingdings" w:hAnsi="Wingdings"/>
       </w:rPr>
     </w:lvl>
     <w:lvl w:ilvl="6" w:tplc="32EE1FD0">
@@ -849,7 +919,7 @@
         <w:ind w:left="5040" w:hanging="360"/>
       </w:pPr>
       <w:rPr>
-        <w:rFonts w:ascii="Symbol" w:hAnsi="Symbol" w:hint="default"/>
+        <w:rFonts w:hint="default" w:ascii="Symbol" w:hAnsi="Symbol"/>
       </w:rPr>
     </w:lvl>
     <w:lvl w:ilvl="7" w:tplc="E974B89A">
@@ -861,7 +931,7 @@
         <w:ind w:left="5760" w:hanging="360"/>
       </w:pPr>
       <w:rPr>
-        <w:rFonts w:ascii="Courier New" w:hAnsi="Courier New" w:hint="default"/>
+        <w:rFonts w:hint="default" w:ascii="Courier New" w:hAnsi="Courier New"/>
       </w:rPr>
     </w:lvl>
     <w:lvl w:ilvl="8" w:tplc="879E30A4">
@@ -873,7 +943,7 @@
         <w:ind w:left="6480" w:hanging="360"/>
       </w:pPr>
       <w:rPr>
-        <w:rFonts w:ascii="Wingdings" w:hAnsi="Wingdings" w:hint="default"/>
+        <w:rFonts w:hint="default" w:ascii="Wingdings" w:hAnsi="Wingdings"/>
       </w:rPr>
     </w:lvl>
   </w:abstractNum>
@@ -888,7 +958,7 @@
   <w:docDefaults>
     <w:rPrDefault>
       <w:rPr>
-        <w:rFonts w:asciiTheme="minorHAnsi" w:eastAsiaTheme="minorEastAsia" w:hAnsiTheme="minorHAnsi" w:cstheme="minorBidi"/>
+        <w:rFonts w:asciiTheme="minorHAnsi" w:hAnsiTheme="minorHAnsi" w:eastAsiaTheme="minorEastAsia" w:cstheme="minorBidi"/>
         <w:sz w:val="24"/>
         <w:szCs w:val="24"/>
         <w:lang w:val="en-US" w:eastAsia="ja-JP" w:bidi="ar-SA"/>
@@ -903,14 +973,14 @@
   <w:latentStyles w:defLockedState="0" w:defUIPriority="99" w:defSemiHidden="0" w:defUnhideWhenUsed="0" w:defQFormat="0" w:count="376">
     <w:lsdException w:name="Normal" w:uiPriority="0" w:qFormat="1"/>
     <w:lsdException w:name="heading 1" w:uiPriority="9" w:qFormat="1"/>
-    <w:lsdException w:name="heading 2" w:semiHidden="1" w:uiPriority="9" w:unhideWhenUsed="1" w:qFormat="1"/>
-    <w:lsdException w:name="heading 3" w:semiHidden="1" w:uiPriority="9" w:unhideWhenUsed="1" w:qFormat="1"/>
-    <w:lsdException w:name="heading 4" w:semiHidden="1" w:uiPriority="9" w:unhideWhenUsed="1" w:qFormat="1"/>
-    <w:lsdException w:name="heading 5" w:semiHidden="1" w:uiPriority="9" w:unhideWhenUsed="1" w:qFormat="1"/>
-    <w:lsdException w:name="heading 6" w:semiHidden="1" w:uiPriority="9" w:unhideWhenUsed="1" w:qFormat="1"/>
-    <w:lsdException w:name="heading 7" w:semiHidden="1" w:uiPriority="9" w:unhideWhenUsed="1" w:qFormat="1"/>
-    <w:lsdException w:name="heading 8" w:semiHidden="1" w:uiPriority="9" w:unhideWhenUsed="1" w:qFormat="1"/>
-    <w:lsdException w:name="heading 9" w:semiHidden="1" w:uiPriority="9" w:unhideWhenUsed="1" w:qFormat="1"/>
+    <w:lsdException w:name="heading 2" w:uiPriority="9" w:semiHidden="1" w:unhideWhenUsed="1" w:qFormat="1"/>
+    <w:lsdException w:name="heading 3" w:uiPriority="9" w:semiHidden="1" w:unhideWhenUsed="1" w:qFormat="1"/>
+    <w:lsdException w:name="heading 4" w:uiPriority="9" w:semiHidden="1" w:unhideWhenUsed="1" w:qFormat="1"/>
+    <w:lsdException w:name="heading 5" w:uiPriority="9" w:semiHidden="1" w:unhideWhenUsed="1" w:qFormat="1"/>
+    <w:lsdException w:name="heading 6" w:uiPriority="9" w:semiHidden="1" w:unhideWhenUsed="1" w:qFormat="1"/>
+    <w:lsdException w:name="heading 7" w:uiPriority="9" w:semiHidden="1" w:unhideWhenUsed="1" w:qFormat="1"/>
+    <w:lsdException w:name="heading 8" w:uiPriority="9" w:semiHidden="1" w:unhideWhenUsed="1" w:qFormat="1"/>
+    <w:lsdException w:name="heading 9" w:uiPriority="9" w:semiHidden="1" w:unhideWhenUsed="1" w:qFormat="1"/>
     <w:lsdException w:name="index 1" w:semiHidden="1" w:unhideWhenUsed="1"/>
     <w:lsdException w:name="index 2" w:semiHidden="1" w:unhideWhenUsed="1"/>
     <w:lsdException w:name="index 3" w:semiHidden="1" w:unhideWhenUsed="1"/>
@@ -920,22 +990,22 @@
     <w:lsdException w:name="index 7" w:semiHidden="1" w:unhideWhenUsed="1"/>
     <w:lsdException w:name="index 8" w:semiHidden="1" w:unhideWhenUsed="1"/>
     <w:lsdException w:name="index 9" w:semiHidden="1" w:unhideWhenUsed="1"/>
-    <w:lsdException w:name="toc 1" w:semiHidden="1" w:uiPriority="39" w:unhideWhenUsed="1"/>
-    <w:lsdException w:name="toc 2" w:semiHidden="1" w:uiPriority="39" w:unhideWhenUsed="1"/>
-    <w:lsdException w:name="toc 3" w:semiHidden="1" w:uiPriority="39" w:unhideWhenUsed="1"/>
-    <w:lsdException w:name="toc 4" w:semiHidden="1" w:uiPriority="39" w:unhideWhenUsed="1"/>
-    <w:lsdException w:name="toc 5" w:semiHidden="1" w:uiPriority="39" w:unhideWhenUsed="1"/>
-    <w:lsdException w:name="toc 6" w:semiHidden="1" w:uiPriority="39" w:unhideWhenUsed="1"/>
-    <w:lsdException w:name="toc 7" w:semiHidden="1" w:uiPriority="39" w:unhideWhenUsed="1"/>
-    <w:lsdException w:name="toc 8" w:semiHidden="1" w:uiPriority="39" w:unhideWhenUsed="1"/>
-    <w:lsdException w:name="toc 9" w:semiHidden="1" w:uiPriority="39" w:unhideWhenUsed="1"/>
+    <w:lsdException w:name="toc 1" w:uiPriority="39" w:semiHidden="1" w:unhideWhenUsed="1"/>
+    <w:lsdException w:name="toc 2" w:uiPriority="39" w:semiHidden="1" w:unhideWhenUsed="1"/>
+    <w:lsdException w:name="toc 3" w:uiPriority="39" w:semiHidden="1" w:unhideWhenUsed="1"/>
+    <w:lsdException w:name="toc 4" w:uiPriority="39" w:semiHidden="1" w:unhideWhenUsed="1"/>
+    <w:lsdException w:name="toc 5" w:uiPriority="39" w:semiHidden="1" w:unhideWhenUsed="1"/>
+    <w:lsdException w:name="toc 6" w:uiPriority="39" w:semiHidden="1" w:unhideWhenUsed="1"/>
+    <w:lsdException w:name="toc 7" w:uiPriority="39" w:semiHidden="1" w:unhideWhenUsed="1"/>
+    <w:lsdException w:name="toc 8" w:uiPriority="39" w:semiHidden="1" w:unhideWhenUsed="1"/>
+    <w:lsdException w:name="toc 9" w:uiPriority="39" w:semiHidden="1" w:unhideWhenUsed="1"/>
     <w:lsdException w:name="Normal Indent" w:semiHidden="1" w:unhideWhenUsed="1"/>
     <w:lsdException w:name="footnote text" w:semiHidden="1" w:unhideWhenUsed="1"/>
     <w:lsdException w:name="annotation text" w:semiHidden="1" w:unhideWhenUsed="1"/>
     <w:lsdException w:name="header" w:semiHidden="1" w:unhideWhenUsed="1"/>
     <w:lsdException w:name="footer" w:semiHidden="1" w:unhideWhenUsed="1"/>
     <w:lsdException w:name="index heading" w:semiHidden="1" w:unhideWhenUsed="1"/>
-    <w:lsdException w:name="caption" w:semiHidden="1" w:uiPriority="35" w:unhideWhenUsed="1" w:qFormat="1"/>
+    <w:lsdException w:name="caption" w:uiPriority="35" w:semiHidden="1" w:unhideWhenUsed="1" w:qFormat="1"/>
     <w:lsdException w:name="table of figures" w:semiHidden="1" w:unhideWhenUsed="1"/>
     <w:lsdException w:name="envelope address" w:semiHidden="1" w:unhideWhenUsed="1"/>
     <w:lsdException w:name="envelope return" w:semiHidden="1" w:unhideWhenUsed="1"/>
@@ -966,7 +1036,7 @@
     <w:lsdException w:name="Title" w:uiPriority="10" w:qFormat="1"/>
     <w:lsdException w:name="Closing" w:semiHidden="1" w:unhideWhenUsed="1"/>
     <w:lsdException w:name="Signature" w:semiHidden="1" w:unhideWhenUsed="1"/>
-    <w:lsdException w:name="Default Paragraph Font" w:semiHidden="1" w:uiPriority="1" w:unhideWhenUsed="1"/>
+    <w:lsdException w:name="Default Paragraph Font" w:uiPriority="1" w:semiHidden="1" w:unhideWhenUsed="1"/>
     <w:lsdException w:name="Body Text" w:semiHidden="1" w:unhideWhenUsed="1"/>
     <w:lsdException w:name="Body Text Indent" w:semiHidden="1" w:unhideWhenUsed="1"/>
     <w:lsdException w:name="List Continue" w:semiHidden="1" w:unhideWhenUsed="1"/>
@@ -1166,8 +1236,8 @@
     <w:lsdException w:name="Subtle Reference" w:uiPriority="31" w:qFormat="1"/>
     <w:lsdException w:name="Intense Reference" w:uiPriority="32" w:qFormat="1"/>
     <w:lsdException w:name="Book Title" w:uiPriority="33" w:qFormat="1"/>
-    <w:lsdException w:name="Bibliography" w:semiHidden="1" w:uiPriority="37" w:unhideWhenUsed="1"/>
-    <w:lsdException w:name="TOC Heading" w:semiHidden="1" w:uiPriority="39" w:unhideWhenUsed="1" w:qFormat="1"/>
+    <w:lsdException w:name="Bibliography" w:uiPriority="37" w:semiHidden="1" w:unhideWhenUsed="1"/>
+    <w:lsdException w:name="TOC Heading" w:uiPriority="39" w:semiHidden="1" w:unhideWhenUsed="1" w:qFormat="1"/>
     <w:lsdException w:name="Plain Table 1" w:uiPriority="41"/>
     <w:lsdException w:name="Plain Table 2" w:uiPriority="42"/>
     <w:lsdException w:name="Plain Table 3" w:uiPriority="43"/>
@@ -1278,7 +1348,7 @@
     <w:lsdException w:name="Unresolved Mention" w:semiHidden="1" w:unhideWhenUsed="1"/>
     <w:lsdException w:name="Smart Link" w:semiHidden="1" w:unhideWhenUsed="1"/>
   </w:latentStyles>
-  <w:style w:type="paragraph" w:default="1" w:styleId="Normal">
+  <w:style w:type="paragraph" w:styleId="Normal" w:default="1">
     <w:name w:val="Normal"/>
     <w:qFormat/>
   </w:style>
@@ -1296,7 +1366,7 @@
       <w:outlineLvl w:val="0"/>
     </w:pPr>
     <w:rPr>
-      <w:rFonts w:asciiTheme="majorHAnsi" w:eastAsiaTheme="majorEastAsia" w:hAnsiTheme="majorHAnsi" w:cstheme="majorBidi"/>
+      <w:rFonts w:asciiTheme="majorHAnsi" w:hAnsiTheme="majorHAnsi" w:eastAsiaTheme="majorEastAsia" w:cstheme="majorBidi"/>
       <w:color w:val="0F4761" w:themeColor="accent1" w:themeShade="BF"/>
       <w:sz w:val="40"/>
       <w:szCs w:val="40"/>
@@ -1317,7 +1387,7 @@
       <w:outlineLvl w:val="1"/>
     </w:pPr>
     <w:rPr>
-      <w:rFonts w:asciiTheme="majorHAnsi" w:eastAsiaTheme="majorEastAsia" w:hAnsiTheme="majorHAnsi" w:cstheme="majorBidi"/>
+      <w:rFonts w:asciiTheme="majorHAnsi" w:hAnsiTheme="majorHAnsi" w:eastAsiaTheme="majorEastAsia" w:cstheme="majorBidi"/>
       <w:color w:val="0F4761" w:themeColor="accent1" w:themeShade="BF"/>
       <w:sz w:val="32"/>
       <w:szCs w:val="32"/>
@@ -1464,13 +1534,13 @@
       <w:color w:val="272727" w:themeColor="text1" w:themeTint="D8"/>
     </w:rPr>
   </w:style>
-  <w:style w:type="character" w:default="1" w:styleId="DefaultParagraphFont">
+  <w:style w:type="character" w:styleId="DefaultParagraphFont" w:default="1">
     <w:name w:val="Default Paragraph Font"/>
     <w:uiPriority w:val="1"/>
     <w:semiHidden/>
     <w:unhideWhenUsed/>
   </w:style>
-  <w:style w:type="table" w:default="1" w:styleId="TableNormal">
+  <w:style w:type="table" w:styleId="TableNormal" w:default="1">
     <w:name w:val="Normal Table"/>
     <w:uiPriority w:val="99"/>
     <w:semiHidden/>
@@ -1485,37 +1555,37 @@
       </w:tblCellMar>
     </w:tblPr>
   </w:style>
-  <w:style w:type="numbering" w:default="1" w:styleId="NoList">
+  <w:style w:type="numbering" w:styleId="NoList" w:default="1">
     <w:name w:val="No List"/>
     <w:uiPriority w:val="99"/>
     <w:semiHidden/>
     <w:unhideWhenUsed/>
   </w:style>
-  <w:style w:type="character" w:customStyle="1" w:styleId="Heading1Char">
+  <w:style w:type="character" w:styleId="Heading1Char" w:customStyle="1">
     <w:name w:val="Heading 1 Char"/>
     <w:basedOn w:val="DefaultParagraphFont"/>
     <w:link w:val="Heading1"/>
     <w:uiPriority w:val="9"/>
     <w:rPr>
-      <w:rFonts w:asciiTheme="majorHAnsi" w:eastAsiaTheme="majorEastAsia" w:hAnsiTheme="majorHAnsi" w:cstheme="majorBidi"/>
+      <w:rFonts w:asciiTheme="majorHAnsi" w:hAnsiTheme="majorHAnsi" w:eastAsiaTheme="majorEastAsia" w:cstheme="majorBidi"/>
       <w:color w:val="0F4761" w:themeColor="accent1" w:themeShade="BF"/>
       <w:sz w:val="40"/>
       <w:szCs w:val="40"/>
     </w:rPr>
   </w:style>
-  <w:style w:type="character" w:customStyle="1" w:styleId="Heading2Char">
+  <w:style w:type="character" w:styleId="Heading2Char" w:customStyle="1">
     <w:name w:val="Heading 2 Char"/>
     <w:basedOn w:val="DefaultParagraphFont"/>
     <w:link w:val="Heading2"/>
     <w:uiPriority w:val="9"/>
     <w:rPr>
-      <w:rFonts w:asciiTheme="majorHAnsi" w:eastAsiaTheme="majorEastAsia" w:hAnsiTheme="majorHAnsi" w:cstheme="majorBidi"/>
+      <w:rFonts w:asciiTheme="majorHAnsi" w:hAnsiTheme="majorHAnsi" w:eastAsiaTheme="majorEastAsia" w:cstheme="majorBidi"/>
       <w:color w:val="0F4761" w:themeColor="accent1" w:themeShade="BF"/>
       <w:sz w:val="32"/>
       <w:szCs w:val="32"/>
     </w:rPr>
   </w:style>
-  <w:style w:type="character" w:customStyle="1" w:styleId="Heading3Char">
+  <w:style w:type="character" w:styleId="Heading3Char" w:customStyle="1">
     <w:name w:val="Heading 3 Char"/>
     <w:basedOn w:val="DefaultParagraphFont"/>
     <w:link w:val="Heading3"/>
@@ -1527,7 +1597,7 @@
       <w:szCs w:val="28"/>
     </w:rPr>
   </w:style>
-  <w:style w:type="character" w:customStyle="1" w:styleId="Heading4Char">
+  <w:style w:type="character" w:styleId="Heading4Char" w:customStyle="1">
     <w:name w:val="Heading 4 Char"/>
     <w:basedOn w:val="DefaultParagraphFont"/>
     <w:link w:val="Heading4"/>
@@ -1539,7 +1609,7 @@
       <w:color w:val="0F4761" w:themeColor="accent1" w:themeShade="BF"/>
     </w:rPr>
   </w:style>
-  <w:style w:type="character" w:customStyle="1" w:styleId="Heading5Char">
+  <w:style w:type="character" w:styleId="Heading5Char" w:customStyle="1">
     <w:name w:val="Heading 5 Char"/>
     <w:basedOn w:val="DefaultParagraphFont"/>
     <w:link w:val="Heading5"/>
@@ -1549,7 +1619,7 @@
       <w:color w:val="0F4761" w:themeColor="accent1" w:themeShade="BF"/>
     </w:rPr>
   </w:style>
-  <w:style w:type="character" w:customStyle="1" w:styleId="Heading6Char">
+  <w:style w:type="character" w:styleId="Heading6Char" w:customStyle="1">
     <w:name w:val="Heading 6 Char"/>
     <w:basedOn w:val="DefaultParagraphFont"/>
     <w:link w:val="Heading6"/>
@@ -1561,7 +1631,7 @@
       <w:color w:val="595959" w:themeColor="text1" w:themeTint="A6"/>
     </w:rPr>
   </w:style>
-  <w:style w:type="character" w:customStyle="1" w:styleId="Heading7Char">
+  <w:style w:type="character" w:styleId="Heading7Char" w:customStyle="1">
     <w:name w:val="Heading 7 Char"/>
     <w:basedOn w:val="DefaultParagraphFont"/>
     <w:link w:val="Heading7"/>
@@ -1571,7 +1641,7 @@
       <w:color w:val="595959" w:themeColor="text1" w:themeTint="A6"/>
     </w:rPr>
   </w:style>
-  <w:style w:type="character" w:customStyle="1" w:styleId="Heading8Char">
+  <w:style w:type="character" w:styleId="Heading8Char" w:customStyle="1">
     <w:name w:val="Heading 8 Char"/>
     <w:basedOn w:val="DefaultParagraphFont"/>
     <w:link w:val="Heading8"/>
@@ -1583,7 +1653,7 @@
       <w:color w:val="272727" w:themeColor="text1" w:themeTint="D8"/>
     </w:rPr>
   </w:style>
-  <w:style w:type="character" w:customStyle="1" w:styleId="Heading9Char">
+  <w:style w:type="character" w:styleId="Heading9Char" w:customStyle="1">
     <w:name w:val="Heading 9 Char"/>
     <w:basedOn w:val="DefaultParagraphFont"/>
     <w:link w:val="Heading9"/>
@@ -1593,13 +1663,13 @@
       <w:color w:val="272727" w:themeColor="text1" w:themeTint="D8"/>
     </w:rPr>
   </w:style>
-  <w:style w:type="character" w:customStyle="1" w:styleId="TitleChar">
+  <w:style w:type="character" w:styleId="TitleChar" w:customStyle="1">
     <w:name w:val="Title Char"/>
     <w:basedOn w:val="DefaultParagraphFont"/>
     <w:link w:val="Title"/>
     <w:uiPriority w:val="10"/>
     <w:rPr>
-      <w:rFonts w:asciiTheme="majorHAnsi" w:eastAsiaTheme="majorEastAsia" w:hAnsiTheme="majorHAnsi" w:cstheme="majorBidi"/>
+      <w:rFonts w:asciiTheme="majorHAnsi" w:hAnsiTheme="majorHAnsi" w:eastAsiaTheme="majorEastAsia" w:cstheme="majorBidi"/>
       <w:spacing w:val="-10"/>
       <w:kern w:val="28"/>
       <w:sz w:val="56"/>
@@ -1618,14 +1688,14 @@
       <w:contextualSpacing/>
     </w:pPr>
     <w:rPr>
-      <w:rFonts w:asciiTheme="majorHAnsi" w:eastAsiaTheme="majorEastAsia" w:hAnsiTheme="majorHAnsi" w:cstheme="majorBidi"/>
+      <w:rFonts w:asciiTheme="majorHAnsi" w:hAnsiTheme="majorHAnsi" w:eastAsiaTheme="majorEastAsia" w:cstheme="majorBidi"/>
       <w:spacing w:val="-10"/>
       <w:kern w:val="28"/>
       <w:sz w:val="56"/>
       <w:szCs w:val="56"/>
     </w:rPr>
   </w:style>
-  <w:style w:type="character" w:customStyle="1" w:styleId="SubtitleChar">
+  <w:style w:type="character" w:styleId="SubtitleChar" w:customStyle="1">
     <w:name w:val="Subtitle Char"/>
     <w:basedOn w:val="DefaultParagraphFont"/>
     <w:link w:val="Subtitle"/>
@@ -1669,7 +1739,7 @@
       <w:color w:val="0F4761" w:themeColor="accent1" w:themeShade="BF"/>
     </w:rPr>
   </w:style>
-  <w:style w:type="character" w:customStyle="1" w:styleId="QuoteChar">
+  <w:style w:type="character" w:styleId="QuoteChar" w:customStyle="1">
     <w:name w:val="Quote Char"/>
     <w:basedOn w:val="DefaultParagraphFont"/>
     <w:link w:val="Quote"/>
@@ -1697,7 +1767,7 @@
       <w:color w:val="404040" w:themeColor="text1" w:themeTint="BF"/>
     </w:rPr>
   </w:style>
-  <w:style w:type="character" w:customStyle="1" w:styleId="IntenseQuoteChar">
+  <w:style w:type="character" w:styleId="IntenseQuoteChar" w:customStyle="1">
     <w:name w:val="Intense Quote Char"/>
     <w:basedOn w:val="DefaultParagraphFont"/>
     <w:link w:val="IntenseQuote"/>
@@ -1717,8 +1787,8 @@
     <w:qFormat/>
     <w:pPr>
       <w:pBdr>
-        <w:top w:val="single" w:sz="4" w:space="10" w:color="0F4761" w:themeColor="accent1" w:themeShade="BF"/>
-        <w:bottom w:val="single" w:sz="4" w:space="10" w:color="0F4761" w:themeColor="accent1" w:themeShade="BF"/>
+        <w:top w:val="single" w:color="0F4761" w:themeColor="accent1" w:themeShade="BF" w:sz="4" w:space="10"/>
+        <w:bottom w:val="single" w:color="0F4761" w:themeColor="accent1" w:themeShade="BF" w:sz="4" w:space="10"/>
       </w:pBdr>
       <w:spacing w:before="360" w:after="360"/>
       <w:ind w:left="864" w:right="864"/>
@@ -1753,12 +1823,12 @@
     </w:pPr>
     <w:tblPr>
       <w:tblBorders>
-        <w:top w:val="single" w:sz="4" w:space="0" w:color="000000" w:themeColor="text1"/>
-        <w:left w:val="single" w:sz="4" w:space="0" w:color="000000" w:themeColor="text1"/>
-        <w:bottom w:val="single" w:sz="4" w:space="0" w:color="000000" w:themeColor="text1"/>
-        <w:right w:val="single" w:sz="4" w:space="0" w:color="000000" w:themeColor="text1"/>
-        <w:insideH w:val="single" w:sz="4" w:space="0" w:color="000000" w:themeColor="text1"/>
-        <w:insideV w:val="single" w:sz="4" w:space="0" w:color="000000" w:themeColor="text1"/>
+        <w:top w:val="single" w:color="000000" w:themeColor="text1" w:sz="4" w:space="0"/>
+        <w:left w:val="single" w:color="000000" w:themeColor="text1" w:sz="4" w:space="0"/>
+        <w:bottom w:val="single" w:color="000000" w:themeColor="text1" w:sz="4" w:space="0"/>
+        <w:right w:val="single" w:color="000000" w:themeColor="text1" w:sz="4" w:space="0"/>
+        <w:insideH w:val="single" w:color="000000" w:themeColor="text1" w:sz="4" w:space="0"/>
+        <w:insideV w:val="single" w:color="000000" w:themeColor="text1" w:sz="4" w:space="0"/>
       </w:tblBorders>
     </w:tblPr>
   </w:style>
@@ -1788,7 +1858,7 @@
       <w:spacing w:after="0" w:line="240" w:lineRule="auto"/>
     </w:pPr>
   </w:style>
-  <w:style w:type="character" w:customStyle="1" w:styleId="HeaderChar">
+  <w:style w:type="character" w:styleId="HeaderChar" w:customStyle="1">
     <w:name w:val="Header Char"/>
     <w:basedOn w:val="DefaultParagraphFont"/>
     <w:link w:val="Header"/>
@@ -1810,7 +1880,7 @@
       <w:spacing w:after="0" w:line="240" w:lineRule="auto"/>
     </w:pPr>
   </w:style>
-  <w:style w:type="character" w:customStyle="1" w:styleId="FooterChar">
+  <w:style w:type="character" w:styleId="FooterChar" w:customStyle="1">
     <w:name w:val="Footer Char"/>
     <w:basedOn w:val="DefaultParagraphFont"/>
     <w:link w:val="Footer"/>
@@ -1821,7 +1891,7 @@
 </file>
 
 <file path=word/theme/theme1.xml><?xml version="1.0" encoding="utf-8"?>
-<a:theme xmlns:a="http://schemas.openxmlformats.org/drawingml/2006/main" name="Office Theme">
+<a:theme xmlns:a="http://schemas.openxmlformats.org/drawingml/2006/main" xmlns:thm15="http://schemas.microsoft.com/office/thememl/2012/main" name="Office Theme">
   <a:themeElements>
     <a:clrScheme name="Office">
       <a:dk1>
